--- a/corpus/synthetic/font-table__004.docx
+++ b/corpus/synthetic/font-table__004.docx
@@ -4,7 +4,10 @@
   <w:body>
     <w:p>
       <w:r>
-        <w:t>x</w:t>
+        <w:rPr>
+          <w:rFonts w:asciiTheme="minorEastAsia" w:eastAsiaTheme="minorEastAsia" w:hAnsiTheme="minorEastAsia"/>
+        </w:rPr>
+        <w:t>日時：2026/09/07</w:t>
       </w:r>
     </w:p>
     <w:sectPr>
@@ -69,7 +72,7 @@
         <a:latin typeface="Aptos"/>
         <a:ea typeface=""/>
         <a:cs typeface=""/>
-        <a:font script="Hang" typeface="맑은 고딕"/>
+        <a:font script="Jpan" typeface="ＭＳ 明朝"/>
       </a:minorFont>
     </a:fontScheme>
   </a:themeElements>
